--- a/zhs/docx/052.content.docx
+++ b/zhs/docx/052.content.docx
@@ -232,18 +232,12 @@
         </w:rPr>
         <w:t>如果一个仆人工作却没有获得报酬，也没有离开他主人的自由，那么这个仆人被称为</w:t>
       </w:r>
-      <w:hyperlink r:id="rId13">
-        <w:r>
-          <w:rPr>
-            <w:lang w:val="zh_CN" w:bidi="zh_CN"/>
-          </w:rPr>
-          <w:rPr>
-            <w:color w:val="0000EE"/>
-            <w:u w:val="single"/>
-          </w:rPr>
-          <w:t>奴隶</w:t>
-        </w:r>
-      </w:hyperlink>
+      <w:r>
+        <w:rPr>
+          <w:lang w:val="zh_CN" w:bidi="zh_CN"/>
+        </w:rPr>
+        <w:t>奴隶</w:t>
+      </w:r>
       <w:r>
         <w:rPr>
           <w:lang w:val="zh_CN" w:bidi="zh_CN"/>
@@ -331,7 +325,7 @@
           <w:lang w:val="zh_CN" w:bidi="zh_CN"/>
         </w:rPr>
       </w:r>
-      <w:hyperlink r:id="rId14">
+      <w:hyperlink r:id="rId13">
         <w:r>
           <w:rPr>
             <w:lang w:val="zh_CN" w:bidi="zh_CN"/>
@@ -430,41 +424,17 @@
         </w:rPr>
         <w:t>的酒精饮料。 葡萄在</w:t>
       </w:r>
-      <w:hyperlink r:id="rId15">
-        <w:r>
-          <w:rPr>
-            <w:lang w:val="zh_CN" w:bidi="zh_CN"/>
-          </w:rPr>
-          <w:rPr>
-            <w:color w:val="0000EE"/>
-            <w:u w:val="single"/>
-          </w:rPr>
-          <w:t>以色列</w:t>
-        </w:r>
-      </w:hyperlink>
-      <w:r>
-        <w:rPr>
-          <w:lang w:val="zh_CN" w:bidi="zh_CN"/>
-        </w:rPr>
-        <w:t>非常普遍，</w:t>
-      </w:r>
-      <w:hyperlink r:id="rId16">
-        <w:r>
-          <w:rPr>
-            <w:lang w:val="zh_CN" w:bidi="zh_CN"/>
-          </w:rPr>
-          <w:rPr>
-            <w:color w:val="0000EE"/>
-            <w:u w:val="single"/>
-          </w:rPr>
-          <w:t>葡萄酒</w:t>
-        </w:r>
-      </w:hyperlink>
-      <w:r>
-        <w:rPr>
-          <w:lang w:val="zh_CN" w:bidi="zh_CN"/>
-        </w:rPr>
-        <w:t>通常用水稀释，是一种常见的饮料。</w:t>
+      <w:r>
+        <w:rPr>
+          <w:lang w:val="zh_CN" w:bidi="zh_CN"/>
+        </w:rPr>
+        <w:t>以色列</w:t>
+      </w:r>
+      <w:r>
+        <w:rPr>
+          <w:lang w:val="zh_CN" w:bidi="zh_CN"/>
+        </w:rPr>
+        <w:t>非常普遍，葡萄酒通常用水稀释，是一种常见的饮料。</w:t>
       </w:r>
     </w:p>
     <w:p>
@@ -480,18 +450,12 @@
         </w:rPr>
         <w:t>人们通常在葡萄园周围建一堵墙，这样野生动物或小偷就不能进入园中。 人们用岩石或带刺的灌木丛建造了这堵墙。 在葡萄园内，有一间小屋供守望者使用。 这个小屋比园中其余的房子高一点，这样守望者就可以俯瞰园子。 这间小屋被称为</w:t>
       </w:r>
-      <w:hyperlink r:id="rId17">
-        <w:r>
-          <w:rPr>
-            <w:lang w:val="zh_CN" w:bidi="zh_CN"/>
-          </w:rPr>
-          <w:rPr>
-            <w:color w:val="0000EE"/>
-            <w:u w:val="single"/>
-          </w:rPr>
-          <w:t>守望台</w:t>
-        </w:r>
-      </w:hyperlink>
+      <w:r>
+        <w:rPr>
+          <w:lang w:val="zh_CN" w:bidi="zh_CN"/>
+        </w:rPr>
+        <w:t>守望台</w:t>
+      </w:r>
       <w:r>
         <w:rPr>
           <w:lang w:val="zh_CN" w:bidi="zh_CN"/>
@@ -512,18 +476,12 @@
         </w:rPr>
         <w:t>也有</w:t>
       </w:r>
-      <w:hyperlink r:id="rId18">
-        <w:r>
-          <w:rPr>
-            <w:lang w:val="zh_CN" w:bidi="zh_CN"/>
-          </w:rPr>
-          <w:rPr>
-            <w:color w:val="0000EE"/>
-            <w:u w:val="single"/>
-          </w:rPr>
-          <w:t>酒榨</w:t>
-        </w:r>
-      </w:hyperlink>
+      <w:r>
+        <w:rPr>
+          <w:lang w:val="zh_CN" w:bidi="zh_CN"/>
+        </w:rPr>
+        <w:t>酒榨</w:t>
+      </w:r>
       <w:r>
         <w:rPr>
           <w:lang w:val="zh_CN" w:bidi="zh_CN"/>
@@ -544,36 +502,24 @@
         </w:rPr>
         <w:t>葡萄园在以色列是如此普遍，以至于我们经常可以以图像语言找到它们。 在旧约中，神有时将以色列人与葡萄园，或葡萄树进行比较。 耶稣讲了几个</w:t>
       </w:r>
-      <w:hyperlink r:id="rId19">
-        <w:r>
-          <w:rPr>
-            <w:lang w:val="zh_CN" w:bidi="zh_CN"/>
-          </w:rPr>
-          <w:rPr>
-            <w:color w:val="0000EE"/>
-            <w:u w:val="single"/>
-          </w:rPr>
-          <w:t>比喻</w:t>
-        </w:r>
-      </w:hyperlink>
+      <w:r>
+        <w:rPr>
+          <w:lang w:val="zh_CN" w:bidi="zh_CN"/>
+        </w:rPr>
+        <w:t>比喻</w:t>
+      </w:r>
       <w:r>
         <w:rPr>
           <w:lang w:val="zh_CN" w:bidi="zh_CN"/>
         </w:rPr>
         <w:t>，在这些比喻中，祂使用了一些与葡萄树、葡萄园或酒有关的东西，来解释一些关于</w:t>
       </w:r>
-      <w:hyperlink r:id="rId20">
-        <w:r>
-          <w:rPr>
-            <w:lang w:val="zh_CN" w:bidi="zh_CN"/>
-          </w:rPr>
-          <w:rPr>
-            <w:color w:val="0000EE"/>
-            <w:u w:val="single"/>
-          </w:rPr>
-          <w:t>神的国</w:t>
-        </w:r>
-      </w:hyperlink>
+      <w:r>
+        <w:rPr>
+          <w:lang w:val="zh_CN" w:bidi="zh_CN"/>
+        </w:rPr>
+        <w:t>神的国</w:t>
+      </w:r>
       <w:r>
         <w:rPr>
           <w:lang w:val="zh_CN" w:bidi="zh_CN"/>
@@ -647,7 +593,7 @@
           <w:lang w:val="zh_CN" w:bidi="zh_CN"/>
         </w:rPr>
       </w:r>
-      <w:hyperlink r:id="rId14">
+      <w:hyperlink r:id="rId13">
         <w:r>
           <w:rPr>
             <w:lang w:val="zh_CN" w:bidi="zh_CN"/>

--- a/zhs/docx/052.content.docx
+++ b/zhs/docx/052.content.docx
@@ -299,23 +299,12 @@
         <w:rPr>
           <w:lang w:val="zh_CN" w:bidi="zh_CN"/>
         </w:rPr>
-        <w:t>仆人</w:t>
-      </w:r>
-      <w:r>
-        <w:rPr>
-          <w:lang w:val="zh_CN" w:bidi="zh_CN"/>
-        </w:rPr>
-      </w:r>
-    </w:p>
-    <w:p>
-      <w:pPr>
-        <w:pStyle w:val="Heading4"/>
-      </w:pPr>
-      <w:r>
-        <w:rPr>
-          <w:lang w:val="zh_CN" w:bidi="zh_CN"/>
-        </w:rPr>
-        <w:t>Audio Content</w:t>
+        <w:t>葡萄园</w:t>
+      </w:r>
+      <w:r>
+        <w:rPr>
+          <w:lang w:val="zh_CN" w:bidi="zh_CN"/>
+        </w:rPr>
       </w:r>
     </w:p>
     <w:p>
@@ -325,33 +314,56 @@
           <w:lang w:val="zh_CN" w:bidi="zh_CN"/>
         </w:rPr>
       </w:r>
-      <w:hyperlink r:id="rId13">
-        <w:r>
-          <w:rPr>
-            <w:lang w:val="zh_CN" w:bidi="zh_CN"/>
-          </w:rPr>
-          <w:rPr>
-            <w:color w:val="0000EE"/>
-            <w:u w:val="single"/>
-          </w:rPr>
-          <w:t>mp3 file</w:t>
-        </w:r>
-      </w:hyperlink>
-      <w:r>
-        <w:rPr>
-          <w:lang w:val="zh_CN" w:bidi="zh_CN"/>
-        </w:rPr>
-        <w:t xml:space="preserve"> (None KB)</w:t>
-      </w:r>
-      <w:r>
-        <w:rPr>
-          <w:lang w:val="zh_CN" w:bidi="zh_CN"/>
-        </w:rPr>
-      </w:r>
-      <w:r>
-        <w:rPr>
-          <w:lang w:val="zh_CN" w:bidi="zh_CN"/>
-        </w:rPr>
+      <w:r>
+        <w:rPr>
+          <w:b/>
+          <w:lang w:val="zh_CN" w:bidi="zh_CN"/>
+        </w:rPr>
+        <w:t>葡萄园</w:t>
+      </w:r>
+      <w:r>
+        <w:rPr>
+          <w:lang w:val="zh_CN" w:bidi="zh_CN"/>
+        </w:rPr>
+        <w:t>是一个人们种植葡萄的园子。 葡萄是一种软的，多汁的水果，生长在被称为葡萄树的树上。 人们吃新鲜的葡萄，或在阳光下晒干。 一旦它们变干，就被称为</w:t>
+      </w:r>
+      <w:r>
+        <w:rPr>
+          <w:b/>
+          <w:lang w:val="zh_CN" w:bidi="zh_CN"/>
+        </w:rPr>
+        <w:t>葡萄干</w:t>
+      </w:r>
+      <w:r>
+        <w:rPr>
+          <w:lang w:val="zh_CN" w:bidi="zh_CN"/>
+        </w:rPr>
+        <w:t>，并且可以保存很长的时间。 人们也从葡萄中提取果汁，来制作一种叫做</w:t>
+      </w:r>
+      <w:r>
+        <w:rPr>
+          <w:b/>
+          <w:lang w:val="zh_CN" w:bidi="zh_CN"/>
+        </w:rPr>
+        <w:t>葡萄酒</w:t>
+      </w:r>
+      <w:r>
+        <w:rPr>
+          <w:lang w:val="zh_CN" w:bidi="zh_CN"/>
+        </w:rPr>
+        <w:t>的酒精饮料。 葡萄在</w:t>
+      </w:r>
+      <w:r>
+        <w:rPr>
+          <w:lang w:val="zh_CN" w:bidi="zh_CN"/>
+        </w:rPr>
+        <w:t>以色列</w:t>
+      </w:r>
+      <w:r>
+        <w:rPr>
+          <w:lang w:val="zh_CN" w:bidi="zh_CN"/>
+        </w:rPr>
+        <w:t>非常普遍，葡萄酒通常用水稀释，是一种常见的饮料。</w:t>
       </w:r>
     </w:p>
     <w:p>
@@ -361,21 +373,23 @@
           <w:lang w:val="zh_CN" w:bidi="zh_CN"/>
         </w:rPr>
       </w:r>
-    </w:p>
-    <w:p>
-      <w:pPr>
-        <w:pStyle w:val="Heading2"/>
-      </w:pPr>
-      <w:r>
-        <w:rPr>
-          <w:lang w:val="zh_CN" w:bidi="zh_CN"/>
-        </w:rPr>
-        <w:t>葡萄园</w:t>
-      </w:r>
-      <w:r>
-        <w:rPr>
-          <w:lang w:val="zh_CN" w:bidi="zh_CN"/>
-        </w:rPr>
+      <w:r>
+        <w:rPr>
+          <w:lang w:val="zh_CN" w:bidi="zh_CN"/>
+        </w:rPr>
+        <w:t>人们通常在葡萄园周围建一堵墙，这样野生动物或小偷就不能进入园中。 人们用岩石或带刺的灌木丛建造了这堵墙。 在葡萄园内，有一间小屋供守望者使用。 这个小屋比园中其余的房子高一点，这样守望者就可以俯瞰园子。 这间小屋被称为</w:t>
+      </w:r>
+      <w:r>
+        <w:rPr>
+          <w:lang w:val="zh_CN" w:bidi="zh_CN"/>
+        </w:rPr>
+        <w:t>守望台</w:t>
+      </w:r>
+      <w:r>
+        <w:rPr>
+          <w:lang w:val="zh_CN" w:bidi="zh_CN"/>
+        </w:rPr>
+        <w:t>。</w:t>
       </w:r>
     </w:p>
     <w:p>
@@ -387,54 +401,21 @@
       </w:r>
       <w:r>
         <w:rPr>
-          <w:b/>
-          <w:lang w:val="zh_CN" w:bidi="zh_CN"/>
-        </w:rPr>
-        <w:t>葡萄园</w:t>
-      </w:r>
-      <w:r>
-        <w:rPr>
-          <w:lang w:val="zh_CN" w:bidi="zh_CN"/>
-        </w:rPr>
-        <w:t>是一个人们种植葡萄的园子。 葡萄是一种软的，多汁的水果，生长在被称为葡萄树的树上。 人们吃新鲜的葡萄，或在阳光下晒干。 一旦它们变干，就被称为</w:t>
-      </w:r>
-      <w:r>
-        <w:rPr>
-          <w:b/>
-          <w:lang w:val="zh_CN" w:bidi="zh_CN"/>
-        </w:rPr>
-        <w:t>葡萄干</w:t>
-      </w:r>
-      <w:r>
-        <w:rPr>
-          <w:lang w:val="zh_CN" w:bidi="zh_CN"/>
-        </w:rPr>
-        <w:t>，并且可以保存很长的时间。 人们也从葡萄中提取果汁，来制作一种叫做</w:t>
-      </w:r>
-      <w:r>
-        <w:rPr>
-          <w:b/>
-          <w:lang w:val="zh_CN" w:bidi="zh_CN"/>
-        </w:rPr>
-        <w:t>葡萄酒</w:t>
-      </w:r>
-      <w:r>
-        <w:rPr>
-          <w:lang w:val="zh_CN" w:bidi="zh_CN"/>
-        </w:rPr>
-        <w:t>的酒精饮料。 葡萄在</w:t>
-      </w:r>
-      <w:r>
-        <w:rPr>
-          <w:lang w:val="zh_CN" w:bidi="zh_CN"/>
-        </w:rPr>
-        <w:t>以色列</w:t>
-      </w:r>
-      <w:r>
-        <w:rPr>
-          <w:lang w:val="zh_CN" w:bidi="zh_CN"/>
-        </w:rPr>
-        <w:t>非常普遍，葡萄酒通常用水稀释，是一种常见的饮料。</w:t>
+          <w:lang w:val="zh_CN" w:bidi="zh_CN"/>
+        </w:rPr>
+        <w:t>也有</w:t>
+      </w:r>
+      <w:r>
+        <w:rPr>
+          <w:lang w:val="zh_CN" w:bidi="zh_CN"/>
+        </w:rPr>
+        <w:t>酒榨</w:t>
+      </w:r>
+      <w:r>
+        <w:rPr>
+          <w:lang w:val="zh_CN" w:bidi="zh_CN"/>
+        </w:rPr>
+        <w:t>。 酒榨是一块扁平的石头，周围有一个壁垒。 人们把葡萄倒在这块石头上，然后他们用脚踩踏葡萄。 这会从葡萄中压出果汁。 果汁会流入一个叫做酒桶的容器中。 取出果汁的另一种方法是把一块沉重的石头在葡萄上滚动。</w:t>
       </w:r>
     </w:p>
     <w:p>
@@ -448,19 +429,31 @@
         <w:rPr>
           <w:lang w:val="zh_CN" w:bidi="zh_CN"/>
         </w:rPr>
-        <w:t>人们通常在葡萄园周围建一堵墙，这样野生动物或小偷就不能进入园中。 人们用岩石或带刺的灌木丛建造了这堵墙。 在葡萄园内，有一间小屋供守望者使用。 这个小屋比园中其余的房子高一点，这样守望者就可以俯瞰园子。 这间小屋被称为</w:t>
-      </w:r>
-      <w:r>
-        <w:rPr>
-          <w:lang w:val="zh_CN" w:bidi="zh_CN"/>
-        </w:rPr>
-        <w:t>守望台</w:t>
-      </w:r>
-      <w:r>
-        <w:rPr>
-          <w:lang w:val="zh_CN" w:bidi="zh_CN"/>
-        </w:rPr>
-        <w:t>。</w:t>
+        <w:t>葡萄园在以色列是如此普遍，以至于我们经常可以以图像语言找到它们。 在旧约中，神有时将以色列人与葡萄园，或葡萄树进行比较。 耶稣讲了几个</w:t>
+      </w:r>
+      <w:r>
+        <w:rPr>
+          <w:lang w:val="zh_CN" w:bidi="zh_CN"/>
+        </w:rPr>
+        <w:t>比喻</w:t>
+      </w:r>
+      <w:r>
+        <w:rPr>
+          <w:lang w:val="zh_CN" w:bidi="zh_CN"/>
+        </w:rPr>
+        <w:t>，在这些比喻中，祂使用了一些与葡萄树、葡萄园或酒有关的东西，来解释一些关于</w:t>
+      </w:r>
+      <w:r>
+        <w:rPr>
+          <w:lang w:val="zh_CN" w:bidi="zh_CN"/>
+        </w:rPr>
+        <w:t>神的国</w:t>
+      </w:r>
+      <w:r>
+        <w:rPr>
+          <w:lang w:val="zh_CN" w:bidi="zh_CN"/>
+        </w:rPr>
+        <w:t>的事。</w:t>
       </w:r>
     </w:p>
     <w:p>
@@ -474,142 +467,7 @@
         <w:rPr>
           <w:lang w:val="zh_CN" w:bidi="zh_CN"/>
         </w:rPr>
-        <w:t>也有</w:t>
-      </w:r>
-      <w:r>
-        <w:rPr>
-          <w:lang w:val="zh_CN" w:bidi="zh_CN"/>
-        </w:rPr>
-        <w:t>酒榨</w:t>
-      </w:r>
-      <w:r>
-        <w:rPr>
-          <w:lang w:val="zh_CN" w:bidi="zh_CN"/>
-        </w:rPr>
-        <w:t>。 酒榨是一块扁平的石头，周围有一个壁垒。 人们把葡萄倒在这块石头上，然后他们用脚踩踏葡萄。 这会从葡萄中压出果汁。 果汁会流入一个叫做酒桶的容器中。 取出果汁的另一种方法是把一块沉重的石头在葡萄上滚动。</w:t>
-      </w:r>
-    </w:p>
-    <w:p>
-      <w:pPr/>
-      <w:r>
-        <w:rPr>
-          <w:lang w:val="zh_CN" w:bidi="zh_CN"/>
-        </w:rPr>
-      </w:r>
-      <w:r>
-        <w:rPr>
-          <w:lang w:val="zh_CN" w:bidi="zh_CN"/>
-        </w:rPr>
-        <w:t>葡萄园在以色列是如此普遍，以至于我们经常可以以图像语言找到它们。 在旧约中，神有时将以色列人与葡萄园，或葡萄树进行比较。 耶稣讲了几个</w:t>
-      </w:r>
-      <w:r>
-        <w:rPr>
-          <w:lang w:val="zh_CN" w:bidi="zh_CN"/>
-        </w:rPr>
-        <w:t>比喻</w:t>
-      </w:r>
-      <w:r>
-        <w:rPr>
-          <w:lang w:val="zh_CN" w:bidi="zh_CN"/>
-        </w:rPr>
-        <w:t>，在这些比喻中，祂使用了一些与葡萄树、葡萄园或酒有关的东西，来解释一些关于</w:t>
-      </w:r>
-      <w:r>
-        <w:rPr>
-          <w:lang w:val="zh_CN" w:bidi="zh_CN"/>
-        </w:rPr>
-        <w:t>神的国</w:t>
-      </w:r>
-      <w:r>
-        <w:rPr>
-          <w:lang w:val="zh_CN" w:bidi="zh_CN"/>
-        </w:rPr>
-        <w:t>的事。</w:t>
-      </w:r>
-    </w:p>
-    <w:p>
-      <w:pPr/>
-      <w:r>
-        <w:rPr>
-          <w:lang w:val="zh_CN" w:bidi="zh_CN"/>
-        </w:rPr>
-      </w:r>
-      <w:r>
-        <w:rPr>
-          <w:lang w:val="zh_CN" w:bidi="zh_CN"/>
-        </w:rPr>
         <w:t>你可以在圣经可视化词典影片中查看葡萄园的图片。</w:t>
-      </w:r>
-      <w:r>
-        <w:rPr>
-          <w:lang w:val="zh_CN" w:bidi="zh_CN"/>
-        </w:rPr>
-      </w:r>
-      <w:r>
-        <w:rPr>
-          <w:lang w:val="zh_CN" w:bidi="zh_CN"/>
-        </w:rPr>
-      </w:r>
-    </w:p>
-    <w:p>
-      <w:pPr/>
-      <w:r>
-        <w:rPr>
-          <w:lang w:val="zh_CN" w:bidi="zh_CN"/>
-        </w:rPr>
-      </w:r>
-    </w:p>
-    <w:p>
-      <w:pPr>
-        <w:pStyle w:val="Heading2"/>
-      </w:pPr>
-      <w:r>
-        <w:rPr>
-          <w:lang w:val="zh_CN" w:bidi="zh_CN"/>
-        </w:rPr>
-        <w:t>葡萄园</w:t>
-      </w:r>
-      <w:r>
-        <w:rPr>
-          <w:lang w:val="zh_CN" w:bidi="zh_CN"/>
-        </w:rPr>
-      </w:r>
-    </w:p>
-    <w:p>
-      <w:pPr>
-        <w:pStyle w:val="Heading4"/>
-      </w:pPr>
-      <w:r>
-        <w:rPr>
-          <w:lang w:val="zh_CN" w:bidi="zh_CN"/>
-        </w:rPr>
-        <w:t>Audio Content</w:t>
-      </w:r>
-    </w:p>
-    <w:p>
-      <w:pPr/>
-      <w:r>
-        <w:rPr>
-          <w:lang w:val="zh_CN" w:bidi="zh_CN"/>
-        </w:rPr>
-      </w:r>
-      <w:hyperlink r:id="rId13">
-        <w:r>
-          <w:rPr>
-            <w:lang w:val="zh_CN" w:bidi="zh_CN"/>
-          </w:rPr>
-          <w:rPr>
-            <w:color w:val="0000EE"/>
-            <w:u w:val="single"/>
-          </w:rPr>
-          <w:t>mp3 file</w:t>
-        </w:r>
-      </w:hyperlink>
-      <w:r>
-        <w:rPr>
-          <w:lang w:val="zh_CN" w:bidi="zh_CN"/>
-        </w:rPr>
-        <w:t xml:space="preserve"> (None KB)</w:t>
       </w:r>
       <w:r>
         <w:rPr>

--- a/zhs/docx/052.content.docx
+++ b/zhs/docx/052.content.docx
@@ -232,12 +232,18 @@
         </w:rPr>
         <w:t>如果一个仆人工作却没有获得报酬，也没有离开他主人的自由，那么这个仆人被称为</w:t>
       </w:r>
-      <w:r>
-        <w:rPr>
-          <w:lang w:val="zh_CN" w:bidi="zh_CN"/>
-        </w:rPr>
-        <w:t>奴隶</w:t>
-      </w:r>
+      <w:hyperlink r:id="rId13">
+        <w:r>
+          <w:rPr>
+            <w:lang w:val="zh_CN" w:bidi="zh_CN"/>
+          </w:rPr>
+          <w:rPr>
+            <w:color w:val="0000EE"/>
+            <w:u w:val="single"/>
+          </w:rPr>
+          <w:t>奴隶</w:t>
+        </w:r>
+      </w:hyperlink>
       <w:r>
         <w:rPr>
           <w:lang w:val="zh_CN" w:bidi="zh_CN"/>
@@ -353,17 +359,41 @@
         </w:rPr>
         <w:t>的酒精饮料。 葡萄在</w:t>
       </w:r>
-      <w:r>
-        <w:rPr>
-          <w:lang w:val="zh_CN" w:bidi="zh_CN"/>
-        </w:rPr>
-        <w:t>以色列</w:t>
-      </w:r>
-      <w:r>
-        <w:rPr>
-          <w:lang w:val="zh_CN" w:bidi="zh_CN"/>
-        </w:rPr>
-        <w:t>非常普遍，葡萄酒通常用水稀释，是一种常见的饮料。</w:t>
+      <w:hyperlink r:id="rId14">
+        <w:r>
+          <w:rPr>
+            <w:lang w:val="zh_CN" w:bidi="zh_CN"/>
+          </w:rPr>
+          <w:rPr>
+            <w:color w:val="0000EE"/>
+            <w:u w:val="single"/>
+          </w:rPr>
+          <w:t>以色列</w:t>
+        </w:r>
+      </w:hyperlink>
+      <w:r>
+        <w:rPr>
+          <w:lang w:val="zh_CN" w:bidi="zh_CN"/>
+        </w:rPr>
+        <w:t>非常普遍，</w:t>
+      </w:r>
+      <w:hyperlink r:id="rId15">
+        <w:r>
+          <w:rPr>
+            <w:lang w:val="zh_CN" w:bidi="zh_CN"/>
+          </w:rPr>
+          <w:rPr>
+            <w:color w:val="0000EE"/>
+            <w:u w:val="single"/>
+          </w:rPr>
+          <w:t>葡萄酒</w:t>
+        </w:r>
+      </w:hyperlink>
+      <w:r>
+        <w:rPr>
+          <w:lang w:val="zh_CN" w:bidi="zh_CN"/>
+        </w:rPr>
+        <w:t>通常用水稀释，是一种常见的饮料。</w:t>
       </w:r>
     </w:p>
     <w:p>
@@ -379,12 +409,18 @@
         </w:rPr>
         <w:t>人们通常在葡萄园周围建一堵墙，这样野生动物或小偷就不能进入园中。 人们用岩石或带刺的灌木丛建造了这堵墙。 在葡萄园内，有一间小屋供守望者使用。 这个小屋比园中其余的房子高一点，这样守望者就可以俯瞰园子。 这间小屋被称为</w:t>
       </w:r>
-      <w:r>
-        <w:rPr>
-          <w:lang w:val="zh_CN" w:bidi="zh_CN"/>
-        </w:rPr>
-        <w:t>守望台</w:t>
-      </w:r>
+      <w:hyperlink r:id="rId16">
+        <w:r>
+          <w:rPr>
+            <w:lang w:val="zh_CN" w:bidi="zh_CN"/>
+          </w:rPr>
+          <w:rPr>
+            <w:color w:val="0000EE"/>
+            <w:u w:val="single"/>
+          </w:rPr>
+          <w:t>守望台</w:t>
+        </w:r>
+      </w:hyperlink>
       <w:r>
         <w:rPr>
           <w:lang w:val="zh_CN" w:bidi="zh_CN"/>
@@ -405,12 +441,18 @@
         </w:rPr>
         <w:t>也有</w:t>
       </w:r>
-      <w:r>
-        <w:rPr>
-          <w:lang w:val="zh_CN" w:bidi="zh_CN"/>
-        </w:rPr>
-        <w:t>酒榨</w:t>
-      </w:r>
+      <w:hyperlink r:id="rId17">
+        <w:r>
+          <w:rPr>
+            <w:lang w:val="zh_CN" w:bidi="zh_CN"/>
+          </w:rPr>
+          <w:rPr>
+            <w:color w:val="0000EE"/>
+            <w:u w:val="single"/>
+          </w:rPr>
+          <w:t>酒榨</w:t>
+        </w:r>
+      </w:hyperlink>
       <w:r>
         <w:rPr>
           <w:lang w:val="zh_CN" w:bidi="zh_CN"/>
@@ -431,24 +473,36 @@
         </w:rPr>
         <w:t>葡萄园在以色列是如此普遍，以至于我们经常可以以图像语言找到它们。 在旧约中，神有时将以色列人与葡萄园，或葡萄树进行比较。 耶稣讲了几个</w:t>
       </w:r>
-      <w:r>
-        <w:rPr>
-          <w:lang w:val="zh_CN" w:bidi="zh_CN"/>
-        </w:rPr>
-        <w:t>比喻</w:t>
-      </w:r>
+      <w:hyperlink r:id="rId18">
+        <w:r>
+          <w:rPr>
+            <w:lang w:val="zh_CN" w:bidi="zh_CN"/>
+          </w:rPr>
+          <w:rPr>
+            <w:color w:val="0000EE"/>
+            <w:u w:val="single"/>
+          </w:rPr>
+          <w:t>比喻</w:t>
+        </w:r>
+      </w:hyperlink>
       <w:r>
         <w:rPr>
           <w:lang w:val="zh_CN" w:bidi="zh_CN"/>
         </w:rPr>
         <w:t>，在这些比喻中，祂使用了一些与葡萄树、葡萄园或酒有关的东西，来解释一些关于</w:t>
       </w:r>
-      <w:r>
-        <w:rPr>
-          <w:lang w:val="zh_CN" w:bidi="zh_CN"/>
-        </w:rPr>
-        <w:t>神的国</w:t>
-      </w:r>
+      <w:hyperlink r:id="rId19">
+        <w:r>
+          <w:rPr>
+            <w:lang w:val="zh_CN" w:bidi="zh_CN"/>
+          </w:rPr>
+          <w:rPr>
+            <w:color w:val="0000EE"/>
+            <w:u w:val="single"/>
+          </w:rPr>
+          <w:t>神的国</w:t>
+        </w:r>
+      </w:hyperlink>
       <w:r>
         <w:rPr>
           <w:lang w:val="zh_CN" w:bidi="zh_CN"/>
